--- a/docs/FD05-EPIS-Informe ProyectoFinal.docx
+++ b/docs/FD05-EPIS-Informe ProyectoFinal.docx
@@ -1,6 +1,6 @@
 
 <file path=word/document.xml><?xml version="1.0" encoding="utf-8"?>
-<w:document xmlns:wpc="http://schemas.microsoft.com/office/word/2010/wordprocessingCanvas" xmlns:mc="http://schemas.openxmlformats.org/markup-compatibility/2006" xmlns:o="urn:schemas-microsoft-com:office:office" xmlns:r="http://schemas.openxmlformats.org/officeDocument/2006/relationships" xmlns:m="http://schemas.openxmlformats.org/officeDocument/2006/math" xmlns:v="urn:schemas-microsoft-com:vml" xmlns:wp14="http://schemas.microsoft.com/office/word/2010/wordprocessingDrawing" xmlns:wp="http://schemas.openxmlformats.org/drawingml/2006/wordprocessingDrawing" xmlns:w10="urn:schemas-microsoft-com:office:word" xmlns:w="http://schemas.openxmlformats.org/wordprocessingml/2006/main" xmlns:w14="http://schemas.microsoft.com/office/word/2010/wordml" xmlns:w15="http://schemas.microsoft.com/office/word/2012/wordml" xmlns:wpg="http://schemas.microsoft.com/office/word/2010/wordprocessingGroup" xmlns:wpi="http://schemas.microsoft.com/office/word/2010/wordprocessingInk" xmlns:wne="http://schemas.microsoft.com/office/word/2006/wordml" xmlns:wps="http://schemas.microsoft.com/office/word/2010/wordprocessingShape" mc:Ignorable="w14 w15 wp14">
+<w:document xmlns:wpc="http://schemas.microsoft.com/office/word/2010/wordprocessingCanvas" xmlns:cx="http://schemas.microsoft.com/office/drawing/2014/chartex" xmlns:cx1="http://schemas.microsoft.com/office/drawing/2015/9/8/chartex" xmlns:cx2="http://schemas.microsoft.com/office/drawing/2015/10/21/chartex" xmlns:cx3="http://schemas.microsoft.com/office/drawing/2016/5/9/chartex" xmlns:cx4="http://schemas.microsoft.com/office/drawing/2016/5/10/chartex" xmlns:cx5="http://schemas.microsoft.com/office/drawing/2016/5/11/chartex" xmlns:cx6="http://schemas.microsoft.com/office/drawing/2016/5/12/chartex" xmlns:cx7="http://schemas.microsoft.com/office/drawing/2016/5/13/chartex" xmlns:cx8="http://schemas.microsoft.com/office/drawing/2016/5/14/chartex" xmlns:mc="http://schemas.openxmlformats.org/markup-compatibility/2006" xmlns:aink="http://schemas.microsoft.com/office/drawing/2016/ink" xmlns:am3d="http://schemas.microsoft.com/office/drawing/2017/model3d" xmlns:o="urn:schemas-microsoft-com:office:office" xmlns:oel="http://schemas.microsoft.com/office/2019/extlst" xmlns:r="http://schemas.openxmlformats.org/officeDocument/2006/relationships" xmlns:m="http://schemas.openxmlformats.org/officeDocument/2006/math" xmlns:v="urn:schemas-microsoft-com:vml" xmlns:wp14="http://schemas.microsoft.com/office/word/2010/wordprocessingDrawing" xmlns:wp="http://schemas.openxmlformats.org/drawingml/2006/wordprocessingDrawing" xmlns:w10="urn:schemas-microsoft-com:office:word" xmlns:w="http://schemas.openxmlformats.org/wordprocessingml/2006/main" xmlns:w14="http://schemas.microsoft.com/office/word/2010/wordml" xmlns:w15="http://schemas.microsoft.com/office/word/2012/wordml" xmlns:w16cex="http://schemas.microsoft.com/office/word/2018/wordml/cex" xmlns:w16cid="http://schemas.microsoft.com/office/word/2016/wordml/cid" xmlns:w16="http://schemas.microsoft.com/office/word/2018/wordml" xmlns:w16sdtdh="http://schemas.microsoft.com/office/word/2020/wordml/sdtdatahash" xmlns:w16se="http://schemas.microsoft.com/office/word/2015/wordml/symex" xmlns:wpg="http://schemas.microsoft.com/office/word/2010/wordprocessingGroup" xmlns:wpi="http://schemas.microsoft.com/office/word/2010/wordprocessingInk" xmlns:wne="http://schemas.microsoft.com/office/word/2006/wordml" xmlns:wps="http://schemas.microsoft.com/office/word/2010/wordprocessingShape" mc:Ignorable="w14 w15 w16se w16cid w16 w16cex w16sdtdh wp14">
   <w:body>
     <w:p>
       <w:pPr>
@@ -17,8 +17,6 @@
           <w:szCs w:val="36"/>
         </w:rPr>
       </w:pPr>
-      <w:bookmarkStart w:id="0" w:name="_GoBack"/>
-      <w:bookmarkEnd w:id="0"/>
       <w:r>
         <w:rPr>
           <w:rFonts w:ascii="Arial" w:hAnsi="Arial" w:cs="Arial"/>
@@ -30,7 +28,7 @@
           <w:lang w:eastAsia="es-PE"/>
         </w:rPr>
         <w:drawing>
-          <wp:inline distT="0" distB="0" distL="0" distR="0" wp14:anchorId="25BFB88D" wp14:editId="4717D250">
+          <wp:inline distT="0" distB="0" distL="0" distR="0" wp14:anchorId="4410DCC7" wp14:editId="55F29489">
             <wp:extent cx="994867" cy="1337361"/>
             <wp:effectExtent l="0" t="0" r="0" b="0"/>
             <wp:docPr id="9" name="Imagen 9" descr="C:\Users\EPIS\Documents\upt.png"/>
@@ -523,13 +521,8 @@
           <w:lang w:eastAsia="es-PE"/>
         </w:rPr>
         <w:t>Jahuira Pilco, Dayan Elvis</w:t>
-        <w:tab/>
-        <w:t>(2022075749)</w:t>
-      </w:r>
-    </w:p>
-    <w:p>
-      <w:pPr>
-        <w:spacing w:after="0"/>
+      </w:r>
+      <w:r>
         <w:rPr>
           <w:rFonts w:ascii="Arial" w:eastAsia="Times New Roman" w:hAnsi="Arial" w:cs="Arial"/>
           <w:b/>
@@ -538,8 +531,13 @@
           <w:szCs w:val="28"/>
           <w:lang w:eastAsia="es-PE"/>
         </w:rPr>
-      </w:pPr>
-      <w:r>
+        <w:tab/>
+        <w:t>(2022075749)</w:t>
+      </w:r>
+    </w:p>
+    <w:p>
+      <w:pPr>
+        <w:spacing w:after="0"/>
         <w:rPr>
           <w:rFonts w:ascii="Arial" w:eastAsia="Times New Roman" w:hAnsi="Arial" w:cs="Arial"/>
           <w:b/>
@@ -548,7 +546,27 @@
           <w:szCs w:val="28"/>
           <w:lang w:eastAsia="es-PE"/>
         </w:rPr>
+      </w:pPr>
+      <w:r>
+        <w:rPr>
+          <w:rFonts w:ascii="Arial" w:eastAsia="Times New Roman" w:hAnsi="Arial" w:cs="Arial"/>
+          <w:b/>
+          <w:i/>
+          <w:sz w:val="28"/>
+          <w:szCs w:val="28"/>
+          <w:lang w:eastAsia="es-PE"/>
+        </w:rPr>
         <w:t>Mamani Cori, Cristhian Carlos</w:t>
+      </w:r>
+      <w:r>
+        <w:rPr>
+          <w:rFonts w:ascii="Arial" w:eastAsia="Times New Roman" w:hAnsi="Arial" w:cs="Arial"/>
+          <w:b/>
+          <w:i/>
+          <w:sz w:val="28"/>
+          <w:szCs w:val="28"/>
+          <w:lang w:eastAsia="es-PE"/>
+        </w:rPr>
         <w:tab/>
         <w:t>(2023077282)</w:t>
       </w:r>
@@ -683,26 +701,6 @@
           <w:sz w:val="24"/>
         </w:rPr>
       </w:pPr>
-    </w:p>
-    <w:p>
-      <w:pPr>
-        <w:spacing w:after="200" w:line="276" w:lineRule="auto"/>
-        <w:rPr>
-          <w:rFonts w:ascii="Arial" w:hAnsi="Arial" w:cs="Arial"/>
-          <w:b/>
-          <w:color w:val="000000"/>
-          <w:sz w:val="24"/>
-        </w:rPr>
-      </w:pPr>
-      <w:r>
-        <w:rPr>
-          <w:rFonts w:ascii="Arial" w:hAnsi="Arial" w:cs="Arial"/>
-          <w:b/>
-          <w:color w:val="000000"/>
-          <w:sz w:val="24"/>
-        </w:rPr>
-        <w:br w:type="page"/>
-      </w:r>
     </w:p>
     <w:tbl>
       <w:tblPr>
@@ -1082,7 +1080,7 @@
     </w:p>
     <w:p>
       <w:pPr>
-        <w:pStyle w:val="Puesto"/>
+        <w:pStyle w:val="Ttulo"/>
         <w:rPr>
           <w:rFonts w:eastAsiaTheme="minorHAnsi" w:cs="Arial"/>
           <w:color w:val="000000"/>
@@ -1123,14 +1121,77 @@
           <w:szCs w:val="32"/>
         </w:rPr>
         <w:t>Antecedentes</w:t>
-        <w:tab/>
-        <w:tab/>
-        <w:tab/>
-        <w:tab/>
-        <w:tab/>
-        <w:tab/>
-        <w:tab/>
-        <w:tab/>
+      </w:r>
+      <w:r>
+        <w:rPr>
+          <w:rFonts w:eastAsia="Times New Roman" w:cs="Arial"/>
+          <w:sz w:val="24"/>
+          <w:szCs w:val="32"/>
+        </w:rPr>
+        <w:tab/>
+      </w:r>
+      <w:r>
+        <w:rPr>
+          <w:rFonts w:eastAsia="Times New Roman" w:cs="Arial"/>
+          <w:sz w:val="24"/>
+          <w:szCs w:val="32"/>
+        </w:rPr>
+        <w:tab/>
+      </w:r>
+      <w:r>
+        <w:rPr>
+          <w:rFonts w:eastAsia="Times New Roman" w:cs="Arial"/>
+          <w:sz w:val="24"/>
+          <w:szCs w:val="32"/>
+        </w:rPr>
+        <w:tab/>
+      </w:r>
+      <w:r>
+        <w:rPr>
+          <w:rFonts w:eastAsia="Times New Roman" w:cs="Arial"/>
+          <w:sz w:val="24"/>
+          <w:szCs w:val="32"/>
+        </w:rPr>
+        <w:tab/>
+      </w:r>
+      <w:r>
+        <w:rPr>
+          <w:rFonts w:eastAsia="Times New Roman" w:cs="Arial"/>
+          <w:sz w:val="24"/>
+          <w:szCs w:val="32"/>
+        </w:rPr>
+        <w:tab/>
+      </w:r>
+      <w:r>
+        <w:rPr>
+          <w:rFonts w:eastAsia="Times New Roman" w:cs="Arial"/>
+          <w:sz w:val="24"/>
+          <w:szCs w:val="32"/>
+        </w:rPr>
+        <w:tab/>
+      </w:r>
+      <w:r>
+        <w:rPr>
+          <w:rFonts w:eastAsia="Times New Roman" w:cs="Arial"/>
+          <w:sz w:val="24"/>
+          <w:szCs w:val="32"/>
+        </w:rPr>
+        <w:tab/>
+      </w:r>
+      <w:r>
+        <w:rPr>
+          <w:rFonts w:eastAsia="Times New Roman" w:cs="Arial"/>
+          <w:sz w:val="24"/>
+          <w:szCs w:val="32"/>
+        </w:rPr>
+        <w:tab/>
+      </w:r>
+      <w:r>
+        <w:rPr>
+          <w:rFonts w:eastAsia="Times New Roman" w:cs="Arial"/>
+          <w:sz w:val="24"/>
+          <w:szCs w:val="32"/>
+        </w:rPr>
         <w:tab/>
         <w:t>1</w:t>
       </w:r>
@@ -1155,12 +1216,61 @@
           <w:szCs w:val="32"/>
         </w:rPr>
         <w:t>Planteamiento del Problema</w:t>
-        <w:tab/>
-        <w:tab/>
-        <w:tab/>
-        <w:tab/>
-        <w:tab/>
-        <w:tab/>
+      </w:r>
+      <w:r>
+        <w:rPr>
+          <w:rFonts w:eastAsia="Times New Roman" w:cs="Arial"/>
+          <w:sz w:val="24"/>
+          <w:szCs w:val="32"/>
+        </w:rPr>
+        <w:tab/>
+      </w:r>
+      <w:r>
+        <w:rPr>
+          <w:rFonts w:eastAsia="Times New Roman" w:cs="Arial"/>
+          <w:sz w:val="24"/>
+          <w:szCs w:val="32"/>
+        </w:rPr>
+        <w:tab/>
+      </w:r>
+      <w:r>
+        <w:rPr>
+          <w:rFonts w:eastAsia="Times New Roman" w:cs="Arial"/>
+          <w:sz w:val="24"/>
+          <w:szCs w:val="32"/>
+        </w:rPr>
+        <w:tab/>
+      </w:r>
+      <w:r>
+        <w:rPr>
+          <w:rFonts w:eastAsia="Times New Roman" w:cs="Arial"/>
+          <w:sz w:val="24"/>
+          <w:szCs w:val="32"/>
+        </w:rPr>
+        <w:tab/>
+      </w:r>
+      <w:r>
+        <w:rPr>
+          <w:rFonts w:eastAsia="Times New Roman" w:cs="Arial"/>
+          <w:sz w:val="24"/>
+          <w:szCs w:val="32"/>
+        </w:rPr>
+        <w:tab/>
+      </w:r>
+      <w:r>
+        <w:rPr>
+          <w:rFonts w:eastAsia="Times New Roman" w:cs="Arial"/>
+          <w:sz w:val="24"/>
+          <w:szCs w:val="32"/>
+        </w:rPr>
+        <w:tab/>
+      </w:r>
+      <w:r>
+        <w:rPr>
+          <w:rFonts w:eastAsia="Times New Roman" w:cs="Arial"/>
+          <w:sz w:val="24"/>
+          <w:szCs w:val="32"/>
+        </w:rPr>
         <w:tab/>
         <w:t>4</w:t>
       </w:r>
@@ -1251,15 +1361,85 @@
           <w:szCs w:val="32"/>
         </w:rPr>
         <w:t>Objetivos</w:t>
-        <w:tab/>
-        <w:tab/>
-        <w:tab/>
-        <w:tab/>
-        <w:tab/>
-        <w:tab/>
-        <w:tab/>
-        <w:tab/>
-        <w:tab/>
+      </w:r>
+      <w:r>
+        <w:rPr>
+          <w:rFonts w:eastAsia="Times New Roman" w:cs="Arial"/>
+          <w:sz w:val="24"/>
+          <w:szCs w:val="32"/>
+        </w:rPr>
+        <w:tab/>
+      </w:r>
+      <w:r>
+        <w:rPr>
+          <w:rFonts w:eastAsia="Times New Roman" w:cs="Arial"/>
+          <w:sz w:val="24"/>
+          <w:szCs w:val="32"/>
+        </w:rPr>
+        <w:tab/>
+      </w:r>
+      <w:r>
+        <w:rPr>
+          <w:rFonts w:eastAsia="Times New Roman" w:cs="Arial"/>
+          <w:sz w:val="24"/>
+          <w:szCs w:val="32"/>
+        </w:rPr>
+        <w:tab/>
+      </w:r>
+      <w:r>
+        <w:rPr>
+          <w:rFonts w:eastAsia="Times New Roman" w:cs="Arial"/>
+          <w:sz w:val="24"/>
+          <w:szCs w:val="32"/>
+        </w:rPr>
+        <w:tab/>
+      </w:r>
+      <w:r>
+        <w:rPr>
+          <w:rFonts w:eastAsia="Times New Roman" w:cs="Arial"/>
+          <w:sz w:val="24"/>
+          <w:szCs w:val="32"/>
+        </w:rPr>
+        <w:tab/>
+      </w:r>
+      <w:r>
+        <w:rPr>
+          <w:rFonts w:eastAsia="Times New Roman" w:cs="Arial"/>
+          <w:sz w:val="24"/>
+          <w:szCs w:val="32"/>
+        </w:rPr>
+        <w:tab/>
+      </w:r>
+      <w:r>
+        <w:rPr>
+          <w:rFonts w:eastAsia="Times New Roman" w:cs="Arial"/>
+          <w:sz w:val="24"/>
+          <w:szCs w:val="32"/>
+        </w:rPr>
+        <w:tab/>
+      </w:r>
+      <w:r>
+        <w:rPr>
+          <w:rFonts w:eastAsia="Times New Roman" w:cs="Arial"/>
+          <w:sz w:val="24"/>
+          <w:szCs w:val="32"/>
+        </w:rPr>
+        <w:tab/>
+      </w:r>
+      <w:r>
+        <w:rPr>
+          <w:rFonts w:eastAsia="Times New Roman" w:cs="Arial"/>
+          <w:sz w:val="24"/>
+          <w:szCs w:val="32"/>
+        </w:rPr>
+        <w:tab/>
+      </w:r>
+      <w:r>
+        <w:rPr>
+          <w:rFonts w:eastAsia="Times New Roman" w:cs="Arial"/>
+          <w:sz w:val="24"/>
+          <w:szCs w:val="32"/>
+        </w:rPr>
         <w:tab/>
         <w:t>6</w:t>
       </w:r>
@@ -1284,6 +1464,13 @@
           <w:szCs w:val="32"/>
         </w:rPr>
         <w:t>Marco Teórico</w:t>
+      </w:r>
+      <w:r>
+        <w:rPr>
+          <w:rFonts w:eastAsia="Times New Roman" w:cs="Arial"/>
+          <w:sz w:val="24"/>
+          <w:szCs w:val="32"/>
+        </w:rPr>
         <w:tab/>
       </w:r>
     </w:p>
@@ -1307,12 +1494,61 @@
           <w:szCs w:val="32"/>
         </w:rPr>
         <w:t>Desarrollo de la Solución</w:t>
-        <w:tab/>
-        <w:tab/>
-        <w:tab/>
-        <w:tab/>
-        <w:tab/>
-        <w:tab/>
+      </w:r>
+      <w:r>
+        <w:rPr>
+          <w:rFonts w:eastAsia="Times New Roman" w:cs="Arial"/>
+          <w:sz w:val="24"/>
+          <w:szCs w:val="32"/>
+        </w:rPr>
+        <w:tab/>
+      </w:r>
+      <w:r>
+        <w:rPr>
+          <w:rFonts w:eastAsia="Times New Roman" w:cs="Arial"/>
+          <w:sz w:val="24"/>
+          <w:szCs w:val="32"/>
+        </w:rPr>
+        <w:tab/>
+      </w:r>
+      <w:r>
+        <w:rPr>
+          <w:rFonts w:eastAsia="Times New Roman" w:cs="Arial"/>
+          <w:sz w:val="24"/>
+          <w:szCs w:val="32"/>
+        </w:rPr>
+        <w:tab/>
+      </w:r>
+      <w:r>
+        <w:rPr>
+          <w:rFonts w:eastAsia="Times New Roman" w:cs="Arial"/>
+          <w:sz w:val="24"/>
+          <w:szCs w:val="32"/>
+        </w:rPr>
+        <w:tab/>
+      </w:r>
+      <w:r>
+        <w:rPr>
+          <w:rFonts w:eastAsia="Times New Roman" w:cs="Arial"/>
+          <w:sz w:val="24"/>
+          <w:szCs w:val="32"/>
+        </w:rPr>
+        <w:tab/>
+      </w:r>
+      <w:r>
+        <w:rPr>
+          <w:rFonts w:eastAsia="Times New Roman" w:cs="Arial"/>
+          <w:sz w:val="24"/>
+          <w:szCs w:val="32"/>
+        </w:rPr>
+        <w:tab/>
+      </w:r>
+      <w:r>
+        <w:rPr>
+          <w:rFonts w:eastAsia="Times New Roman" w:cs="Arial"/>
+          <w:sz w:val="24"/>
+          <w:szCs w:val="32"/>
+        </w:rPr>
         <w:tab/>
         <w:t>9</w:t>
       </w:r>
@@ -1422,14 +1658,77 @@
           <w:szCs w:val="32"/>
         </w:rPr>
         <w:t>Cronograma</w:t>
-        <w:tab/>
-        <w:tab/>
-        <w:tab/>
-        <w:tab/>
-        <w:tab/>
-        <w:tab/>
-        <w:tab/>
-        <w:tab/>
+      </w:r>
+      <w:r>
+        <w:rPr>
+          <w:rFonts w:eastAsia="Times New Roman" w:cs="Arial"/>
+          <w:sz w:val="24"/>
+          <w:szCs w:val="32"/>
+        </w:rPr>
+        <w:tab/>
+      </w:r>
+      <w:r>
+        <w:rPr>
+          <w:rFonts w:eastAsia="Times New Roman" w:cs="Arial"/>
+          <w:sz w:val="24"/>
+          <w:szCs w:val="32"/>
+        </w:rPr>
+        <w:tab/>
+      </w:r>
+      <w:r>
+        <w:rPr>
+          <w:rFonts w:eastAsia="Times New Roman" w:cs="Arial"/>
+          <w:sz w:val="24"/>
+          <w:szCs w:val="32"/>
+        </w:rPr>
+        <w:tab/>
+      </w:r>
+      <w:r>
+        <w:rPr>
+          <w:rFonts w:eastAsia="Times New Roman" w:cs="Arial"/>
+          <w:sz w:val="24"/>
+          <w:szCs w:val="32"/>
+        </w:rPr>
+        <w:tab/>
+      </w:r>
+      <w:r>
+        <w:rPr>
+          <w:rFonts w:eastAsia="Times New Roman" w:cs="Arial"/>
+          <w:sz w:val="24"/>
+          <w:szCs w:val="32"/>
+        </w:rPr>
+        <w:tab/>
+      </w:r>
+      <w:r>
+        <w:rPr>
+          <w:rFonts w:eastAsia="Times New Roman" w:cs="Arial"/>
+          <w:sz w:val="24"/>
+          <w:szCs w:val="32"/>
+        </w:rPr>
+        <w:tab/>
+      </w:r>
+      <w:r>
+        <w:rPr>
+          <w:rFonts w:eastAsia="Times New Roman" w:cs="Arial"/>
+          <w:sz w:val="24"/>
+          <w:szCs w:val="32"/>
+        </w:rPr>
+        <w:tab/>
+      </w:r>
+      <w:r>
+        <w:rPr>
+          <w:rFonts w:eastAsia="Times New Roman" w:cs="Arial"/>
+          <w:sz w:val="24"/>
+          <w:szCs w:val="32"/>
+        </w:rPr>
+        <w:tab/>
+      </w:r>
+      <w:r>
+        <w:rPr>
+          <w:rFonts w:eastAsia="Times New Roman" w:cs="Arial"/>
+          <w:sz w:val="24"/>
+          <w:szCs w:val="32"/>
+        </w:rPr>
         <w:tab/>
         <w:t>11</w:t>
       </w:r>
@@ -1454,14 +1753,77 @@
           <w:szCs w:val="32"/>
         </w:rPr>
         <w:t>Presupuesto</w:t>
-        <w:tab/>
-        <w:tab/>
-        <w:tab/>
-        <w:tab/>
-        <w:tab/>
-        <w:tab/>
-        <w:tab/>
-        <w:tab/>
+      </w:r>
+      <w:r>
+        <w:rPr>
+          <w:rFonts w:eastAsia="Times New Roman" w:cs="Arial"/>
+          <w:sz w:val="24"/>
+          <w:szCs w:val="32"/>
+        </w:rPr>
+        <w:tab/>
+      </w:r>
+      <w:r>
+        <w:rPr>
+          <w:rFonts w:eastAsia="Times New Roman" w:cs="Arial"/>
+          <w:sz w:val="24"/>
+          <w:szCs w:val="32"/>
+        </w:rPr>
+        <w:tab/>
+      </w:r>
+      <w:r>
+        <w:rPr>
+          <w:rFonts w:eastAsia="Times New Roman" w:cs="Arial"/>
+          <w:sz w:val="24"/>
+          <w:szCs w:val="32"/>
+        </w:rPr>
+        <w:tab/>
+      </w:r>
+      <w:r>
+        <w:rPr>
+          <w:rFonts w:eastAsia="Times New Roman" w:cs="Arial"/>
+          <w:sz w:val="24"/>
+          <w:szCs w:val="32"/>
+        </w:rPr>
+        <w:tab/>
+      </w:r>
+      <w:r>
+        <w:rPr>
+          <w:rFonts w:eastAsia="Times New Roman" w:cs="Arial"/>
+          <w:sz w:val="24"/>
+          <w:szCs w:val="32"/>
+        </w:rPr>
+        <w:tab/>
+      </w:r>
+      <w:r>
+        <w:rPr>
+          <w:rFonts w:eastAsia="Times New Roman" w:cs="Arial"/>
+          <w:sz w:val="24"/>
+          <w:szCs w:val="32"/>
+        </w:rPr>
+        <w:tab/>
+      </w:r>
+      <w:r>
+        <w:rPr>
+          <w:rFonts w:eastAsia="Times New Roman" w:cs="Arial"/>
+          <w:sz w:val="24"/>
+          <w:szCs w:val="32"/>
+        </w:rPr>
+        <w:tab/>
+      </w:r>
+      <w:r>
+        <w:rPr>
+          <w:rFonts w:eastAsia="Times New Roman" w:cs="Arial"/>
+          <w:sz w:val="24"/>
+          <w:szCs w:val="32"/>
+        </w:rPr>
+        <w:tab/>
+      </w:r>
+      <w:r>
+        <w:rPr>
+          <w:rFonts w:eastAsia="Times New Roman" w:cs="Arial"/>
+          <w:sz w:val="24"/>
+          <w:szCs w:val="32"/>
+        </w:rPr>
         <w:tab/>
         <w:t>12</w:t>
       </w:r>
@@ -1486,14 +1848,77 @@
           <w:szCs w:val="32"/>
         </w:rPr>
         <w:t>Conclusiones</w:t>
-        <w:tab/>
-        <w:tab/>
-        <w:tab/>
-        <w:tab/>
-        <w:tab/>
-        <w:tab/>
-        <w:tab/>
-        <w:tab/>
+      </w:r>
+      <w:r>
+        <w:rPr>
+          <w:rFonts w:eastAsia="Times New Roman" w:cs="Arial"/>
+          <w:sz w:val="24"/>
+          <w:szCs w:val="32"/>
+        </w:rPr>
+        <w:tab/>
+      </w:r>
+      <w:r>
+        <w:rPr>
+          <w:rFonts w:eastAsia="Times New Roman" w:cs="Arial"/>
+          <w:sz w:val="24"/>
+          <w:szCs w:val="32"/>
+        </w:rPr>
+        <w:tab/>
+      </w:r>
+      <w:r>
+        <w:rPr>
+          <w:rFonts w:eastAsia="Times New Roman" w:cs="Arial"/>
+          <w:sz w:val="24"/>
+          <w:szCs w:val="32"/>
+        </w:rPr>
+        <w:tab/>
+      </w:r>
+      <w:r>
+        <w:rPr>
+          <w:rFonts w:eastAsia="Times New Roman" w:cs="Arial"/>
+          <w:sz w:val="24"/>
+          <w:szCs w:val="32"/>
+        </w:rPr>
+        <w:tab/>
+      </w:r>
+      <w:r>
+        <w:rPr>
+          <w:rFonts w:eastAsia="Times New Roman" w:cs="Arial"/>
+          <w:sz w:val="24"/>
+          <w:szCs w:val="32"/>
+        </w:rPr>
+        <w:tab/>
+      </w:r>
+      <w:r>
+        <w:rPr>
+          <w:rFonts w:eastAsia="Times New Roman" w:cs="Arial"/>
+          <w:sz w:val="24"/>
+          <w:szCs w:val="32"/>
+        </w:rPr>
+        <w:tab/>
+      </w:r>
+      <w:r>
+        <w:rPr>
+          <w:rFonts w:eastAsia="Times New Roman" w:cs="Arial"/>
+          <w:sz w:val="24"/>
+          <w:szCs w:val="32"/>
+        </w:rPr>
+        <w:tab/>
+      </w:r>
+      <w:r>
+        <w:rPr>
+          <w:rFonts w:eastAsia="Times New Roman" w:cs="Arial"/>
+          <w:sz w:val="24"/>
+          <w:szCs w:val="32"/>
+        </w:rPr>
+        <w:tab/>
+      </w:r>
+      <w:r>
+        <w:rPr>
+          <w:rFonts w:eastAsia="Times New Roman" w:cs="Arial"/>
+          <w:sz w:val="24"/>
+          <w:szCs w:val="32"/>
+        </w:rPr>
         <w:tab/>
         <w:t>13</w:t>
       </w:r>
@@ -1513,14 +1938,77 @@
           <w:szCs w:val="32"/>
         </w:rPr>
         <w:t>Recomendaciones</w:t>
-        <w:tab/>
-        <w:tab/>
-        <w:tab/>
-        <w:tab/>
-        <w:tab/>
-        <w:tab/>
-        <w:tab/>
-        <w:tab/>
+      </w:r>
+      <w:r>
+        <w:rPr>
+          <w:rFonts w:eastAsia="Times New Roman" w:cs="Arial"/>
+          <w:sz w:val="24"/>
+          <w:szCs w:val="32"/>
+        </w:rPr>
+        <w:tab/>
+      </w:r>
+      <w:r>
+        <w:rPr>
+          <w:rFonts w:eastAsia="Times New Roman" w:cs="Arial"/>
+          <w:sz w:val="24"/>
+          <w:szCs w:val="32"/>
+        </w:rPr>
+        <w:tab/>
+      </w:r>
+      <w:r>
+        <w:rPr>
+          <w:rFonts w:eastAsia="Times New Roman" w:cs="Arial"/>
+          <w:sz w:val="24"/>
+          <w:szCs w:val="32"/>
+        </w:rPr>
+        <w:tab/>
+      </w:r>
+      <w:r>
+        <w:rPr>
+          <w:rFonts w:eastAsia="Times New Roman" w:cs="Arial"/>
+          <w:sz w:val="24"/>
+          <w:szCs w:val="32"/>
+        </w:rPr>
+        <w:tab/>
+      </w:r>
+      <w:r>
+        <w:rPr>
+          <w:rFonts w:eastAsia="Times New Roman" w:cs="Arial"/>
+          <w:sz w:val="24"/>
+          <w:szCs w:val="32"/>
+        </w:rPr>
+        <w:tab/>
+      </w:r>
+      <w:r>
+        <w:rPr>
+          <w:rFonts w:eastAsia="Times New Roman" w:cs="Arial"/>
+          <w:sz w:val="24"/>
+          <w:szCs w:val="32"/>
+        </w:rPr>
+        <w:tab/>
+      </w:r>
+      <w:r>
+        <w:rPr>
+          <w:rFonts w:eastAsia="Times New Roman" w:cs="Arial"/>
+          <w:sz w:val="24"/>
+          <w:szCs w:val="32"/>
+        </w:rPr>
+        <w:tab/>
+      </w:r>
+      <w:r>
+        <w:rPr>
+          <w:rFonts w:eastAsia="Times New Roman" w:cs="Arial"/>
+          <w:sz w:val="24"/>
+          <w:szCs w:val="32"/>
+        </w:rPr>
+        <w:tab/>
+      </w:r>
+      <w:r>
+        <w:rPr>
+          <w:rFonts w:eastAsia="Times New Roman" w:cs="Arial"/>
+          <w:sz w:val="24"/>
+          <w:szCs w:val="32"/>
+        </w:rPr>
         <w:tab/>
         <w:t>14</w:t>
       </w:r>
@@ -1540,15 +2028,85 @@
           <w:szCs w:val="32"/>
         </w:rPr>
         <w:t>Bibliografía</w:t>
-        <w:tab/>
-        <w:tab/>
-        <w:tab/>
-        <w:tab/>
-        <w:tab/>
-        <w:tab/>
-        <w:tab/>
-        <w:tab/>
-        <w:tab/>
+      </w:r>
+      <w:r>
+        <w:rPr>
+          <w:rFonts w:eastAsia="Times New Roman" w:cs="Arial"/>
+          <w:sz w:val="24"/>
+          <w:szCs w:val="32"/>
+        </w:rPr>
+        <w:tab/>
+      </w:r>
+      <w:r>
+        <w:rPr>
+          <w:rFonts w:eastAsia="Times New Roman" w:cs="Arial"/>
+          <w:sz w:val="24"/>
+          <w:szCs w:val="32"/>
+        </w:rPr>
+        <w:tab/>
+      </w:r>
+      <w:r>
+        <w:rPr>
+          <w:rFonts w:eastAsia="Times New Roman" w:cs="Arial"/>
+          <w:sz w:val="24"/>
+          <w:szCs w:val="32"/>
+        </w:rPr>
+        <w:tab/>
+      </w:r>
+      <w:r>
+        <w:rPr>
+          <w:rFonts w:eastAsia="Times New Roman" w:cs="Arial"/>
+          <w:sz w:val="24"/>
+          <w:szCs w:val="32"/>
+        </w:rPr>
+        <w:tab/>
+      </w:r>
+      <w:r>
+        <w:rPr>
+          <w:rFonts w:eastAsia="Times New Roman" w:cs="Arial"/>
+          <w:sz w:val="24"/>
+          <w:szCs w:val="32"/>
+        </w:rPr>
+        <w:tab/>
+      </w:r>
+      <w:r>
+        <w:rPr>
+          <w:rFonts w:eastAsia="Times New Roman" w:cs="Arial"/>
+          <w:sz w:val="24"/>
+          <w:szCs w:val="32"/>
+        </w:rPr>
+        <w:tab/>
+      </w:r>
+      <w:r>
+        <w:rPr>
+          <w:rFonts w:eastAsia="Times New Roman" w:cs="Arial"/>
+          <w:sz w:val="24"/>
+          <w:szCs w:val="32"/>
+        </w:rPr>
+        <w:tab/>
+      </w:r>
+      <w:r>
+        <w:rPr>
+          <w:rFonts w:eastAsia="Times New Roman" w:cs="Arial"/>
+          <w:sz w:val="24"/>
+          <w:szCs w:val="32"/>
+        </w:rPr>
+        <w:tab/>
+      </w:r>
+      <w:r>
+        <w:rPr>
+          <w:rFonts w:eastAsia="Times New Roman" w:cs="Arial"/>
+          <w:sz w:val="24"/>
+          <w:szCs w:val="32"/>
+        </w:rPr>
+        <w:tab/>
+      </w:r>
+      <w:r>
+        <w:rPr>
+          <w:rFonts w:eastAsia="Times New Roman" w:cs="Arial"/>
+          <w:sz w:val="24"/>
+          <w:szCs w:val="32"/>
+        </w:rPr>
         <w:tab/>
         <w:t>15</w:t>
       </w:r>
@@ -1568,15 +2126,85 @@
           <w:szCs w:val="32"/>
         </w:rPr>
         <w:t>Anexos</w:t>
-        <w:tab/>
-        <w:tab/>
-        <w:tab/>
-        <w:tab/>
-        <w:tab/>
-        <w:tab/>
-        <w:tab/>
-        <w:tab/>
-        <w:tab/>
+      </w:r>
+      <w:r>
+        <w:rPr>
+          <w:rFonts w:eastAsia="Times New Roman" w:cs="Arial"/>
+          <w:sz w:val="24"/>
+          <w:szCs w:val="32"/>
+        </w:rPr>
+        <w:tab/>
+      </w:r>
+      <w:r>
+        <w:rPr>
+          <w:rFonts w:eastAsia="Times New Roman" w:cs="Arial"/>
+          <w:sz w:val="24"/>
+          <w:szCs w:val="32"/>
+        </w:rPr>
+        <w:tab/>
+      </w:r>
+      <w:r>
+        <w:rPr>
+          <w:rFonts w:eastAsia="Times New Roman" w:cs="Arial"/>
+          <w:sz w:val="24"/>
+          <w:szCs w:val="32"/>
+        </w:rPr>
+        <w:tab/>
+      </w:r>
+      <w:r>
+        <w:rPr>
+          <w:rFonts w:eastAsia="Times New Roman" w:cs="Arial"/>
+          <w:sz w:val="24"/>
+          <w:szCs w:val="32"/>
+        </w:rPr>
+        <w:tab/>
+      </w:r>
+      <w:r>
+        <w:rPr>
+          <w:rFonts w:eastAsia="Times New Roman" w:cs="Arial"/>
+          <w:sz w:val="24"/>
+          <w:szCs w:val="32"/>
+        </w:rPr>
+        <w:tab/>
+      </w:r>
+      <w:r>
+        <w:rPr>
+          <w:rFonts w:eastAsia="Times New Roman" w:cs="Arial"/>
+          <w:sz w:val="24"/>
+          <w:szCs w:val="32"/>
+        </w:rPr>
+        <w:tab/>
+      </w:r>
+      <w:r>
+        <w:rPr>
+          <w:rFonts w:eastAsia="Times New Roman" w:cs="Arial"/>
+          <w:sz w:val="24"/>
+          <w:szCs w:val="32"/>
+        </w:rPr>
+        <w:tab/>
+      </w:r>
+      <w:r>
+        <w:rPr>
+          <w:rFonts w:eastAsia="Times New Roman" w:cs="Arial"/>
+          <w:sz w:val="24"/>
+          <w:szCs w:val="32"/>
+        </w:rPr>
+        <w:tab/>
+      </w:r>
+      <w:r>
+        <w:rPr>
+          <w:rFonts w:eastAsia="Times New Roman" w:cs="Arial"/>
+          <w:sz w:val="24"/>
+          <w:szCs w:val="32"/>
+        </w:rPr>
+        <w:tab/>
+      </w:r>
+      <w:r>
+        <w:rPr>
+          <w:rFonts w:eastAsia="Times New Roman" w:cs="Arial"/>
+          <w:sz w:val="24"/>
+          <w:szCs w:val="32"/>
+        </w:rPr>
         <w:tab/>
         <w:t>16</w:t>
       </w:r>
@@ -1692,12 +2320,14 @@
           <w:sz w:val="28"/>
           <w:szCs w:val="28"/>
         </w:rPr>
+        <w:lastRenderedPageBreak/>
         <w:t>Antecedentes</w:t>
       </w:r>
     </w:p>
     <w:p>
       <w:pPr>
         <w:spacing w:after="200" w:line="360" w:lineRule="auto"/>
+        <w:ind w:firstLine="708"/>
         <w:jc w:val="both"/>
         <w:rPr>
           <w:rFonts w:eastAsia="Times New Roman" w:cs="Arial"/>
@@ -1715,6 +2345,7 @@
     <w:p>
       <w:pPr>
         <w:spacing w:after="200" w:line="360" w:lineRule="auto"/>
+        <w:ind w:firstLine="708"/>
         <w:jc w:val="both"/>
         <w:rPr>
           <w:rFonts w:eastAsia="Times New Roman" w:cs="Arial"/>
@@ -1770,6 +2401,7 @@
     <w:p>
       <w:pPr>
         <w:spacing w:after="200" w:line="360" w:lineRule="auto"/>
+        <w:ind w:firstLine="708"/>
         <w:jc w:val="both"/>
         <w:rPr>
           <w:rFonts w:eastAsia="Times New Roman" w:cs="Arial"/>
@@ -1806,6 +2438,7 @@
     <w:p>
       <w:pPr>
         <w:spacing w:after="200" w:line="360" w:lineRule="auto"/>
+        <w:ind w:firstLine="708"/>
         <w:jc w:val="both"/>
         <w:rPr>
           <w:rFonts w:eastAsia="Times New Roman" w:cs="Arial"/>
@@ -1842,6 +2475,7 @@
     <w:p>
       <w:pPr>
         <w:spacing w:after="200" w:line="360" w:lineRule="auto"/>
+        <w:ind w:firstLine="708"/>
         <w:jc w:val="both"/>
         <w:rPr>
           <w:rFonts w:eastAsia="Times New Roman" w:cs="Arial"/>
@@ -1853,6 +2487,7 @@
           <w:rFonts w:eastAsia="Times New Roman" w:cs="Arial"/>
           <w:sz w:val="24"/>
         </w:rPr>
+        <w:lastRenderedPageBreak/>
         <w:t>El sistema permite administrar bases de datos relacionales (PostgreSQL, MySQL, SQLite) y no relacionales (MongoDB, Redis, Cassandra) mediante una interfaz de consola, con operaciones CRUD, migración ETL entre motores, generación de SQL asistida por IA, panel de rendimiento, comparador de esquemas y gestión de usuarios. Se distribuye mediante una extensión de Visual Studio Code (Marketplace), un servidor MCP (PyPI) y un bot de Telegram de solo lectura. Queda fuera del alcance el desarrollo de un motor de base de datos propio y las operaciones de escritura desde las integraciones externas.</w:t>
       </w:r>
     </w:p>
@@ -1897,6 +2532,7 @@
     <w:p>
       <w:pPr>
         <w:spacing w:after="200" w:line="360" w:lineRule="auto"/>
+        <w:ind w:firstLine="708"/>
         <w:jc w:val="both"/>
         <w:rPr>
           <w:rFonts w:eastAsia="Times New Roman" w:cs="Arial"/>
@@ -2052,6 +2688,7 @@
     <w:p>
       <w:pPr>
         <w:spacing w:after="200" w:line="360" w:lineRule="auto"/>
+        <w:ind w:firstLine="708"/>
         <w:jc w:val="both"/>
         <w:rPr>
           <w:rFonts w:eastAsia="Times New Roman" w:cs="Arial"/>
@@ -2069,6 +2706,7 @@
     <w:p>
       <w:pPr>
         <w:spacing w:after="200" w:line="360" w:lineRule="auto"/>
+        <w:ind w:firstLine="708"/>
         <w:jc w:val="both"/>
         <w:rPr>
           <w:rFonts w:eastAsia="Times New Roman" w:cs="Arial"/>
@@ -2080,6 +2718,7 @@
           <w:rFonts w:eastAsia="Times New Roman" w:cs="Arial"/>
           <w:sz w:val="24"/>
         </w:rPr>
+        <w:lastRenderedPageBreak/>
         <w:t>El Model Context Protocol (MCP) es un estándar abierto, publicado por Anthropic en 2024, que define cómo un asistente de inteligencia artificial puede invocar herramientas externas de manera estandarizada. A diferencia de una integración propietaria, un servidor MCP puede ser utilizado por cualquier cliente compatible (Claude, Cursor, Windsurf, Antigravity, entre otros). Un bot de Telegram, por su parte, es una aplicación que se ejecuta sobre la API de Bots de Telegram, permitiendo automatizar respuestas a comandos enviados por chat.</w:t>
       </w:r>
     </w:p>
@@ -2124,6 +2763,7 @@
     <w:p>
       <w:pPr>
         <w:spacing w:after="200" w:line="360" w:lineRule="auto"/>
+        <w:ind w:firstLine="708"/>
         <w:jc w:val="both"/>
         <w:rPr>
           <w:rFonts w:eastAsia="Times New Roman" w:cs="Arial"/>
@@ -2160,6 +2800,7 @@
     <w:p>
       <w:pPr>
         <w:spacing w:after="200" w:line="360" w:lineRule="auto"/>
+        <w:ind w:firstLine="708"/>
         <w:jc w:val="both"/>
         <w:rPr>
           <w:rFonts w:eastAsia="Times New Roman" w:cs="Arial"/>
@@ -2196,6 +2837,7 @@
     <w:p>
       <w:pPr>
         <w:spacing w:after="200" w:line="360" w:lineRule="auto"/>
+        <w:ind w:firstLine="708"/>
         <w:jc w:val="both"/>
         <w:rPr>
           <w:rFonts w:eastAsia="Times New Roman" w:cs="Arial"/>
@@ -2207,6 +2849,7 @@
           <w:rFonts w:eastAsia="Times New Roman" w:cs="Arial"/>
           <w:sz w:val="24"/>
         </w:rPr>
+        <w:lastRenderedPageBreak/>
         <w:t>El desarrollo siguió un enfoque iterativo e incremental a lo largo de 4 meses, partiendo del Documento de Visión (FD02) para definir el alcance, la Especificación de Requerimientos de Software (FD03) para detallar los requerimientos funcionales y no funcionales mediante casos de uso, y el Documento de Arquitectura de Software (FD04) para establecer las vistas 4+1 (lógica, implementación, procesos, despliegue y casos de uso) que guiaron la construcción del sistema. Cada incremento agregó una capacidad funcional completa (motor relacional, motor NoSQL, ETL, IA, extensión VSC, servidor MCP, bot de Telegram), validada mediante pruebas manuales antes de integrarse al resto del sistema.</w:t>
       </w:r>
     </w:p>
@@ -2233,14 +2876,15 @@
       <w:tblPr>
         <w:tblW w:w="9060" w:type="dxa"/>
         <w:tblBorders>
-          <w:top w:val="single" w:sz="4" w:color="000000"/>
-          <w:left w:val="single" w:sz="4" w:color="000000"/>
-          <w:bottom w:val="single" w:sz="4" w:color="000000"/>
-          <w:right w:val="single" w:sz="4" w:color="000000"/>
-          <w:insideH w:val="single" w:sz="4" w:color="000000"/>
-          <w:insideV w:val="single" w:sz="4" w:color="000000"/>
+          <w:top w:val="single" w:sz="4" w:space="0" w:color="000000"/>
+          <w:left w:val="single" w:sz="4" w:space="0" w:color="000000"/>
+          <w:bottom w:val="single" w:sz="4" w:space="0" w:color="000000"/>
+          <w:right w:val="single" w:sz="4" w:space="0" w:color="000000"/>
+          <w:insideH w:val="single" w:sz="4" w:space="0" w:color="000000"/>
+          <w:insideV w:val="single" w:sz="4" w:space="0" w:color="000000"/>
         </w:tblBorders>
         <w:tblLayout w:type="fixed"/>
+        <w:tblLook w:val="04A0" w:firstRow="1" w:lastRow="0" w:firstColumn="1" w:lastColumn="0" w:noHBand="0" w:noVBand="1"/>
       </w:tblPr>
       <w:tblGrid>
         <w:gridCol w:w="1560"/>
@@ -2250,21 +2894,19 @@
         <w:tc>
           <w:tcPr>
             <w:tcW w:w="1560" w:type="dxa"/>
-            <w:shd w:val="clear" w:fill="F2F2F2"/>
+            <w:shd w:val="clear" w:color="auto" w:fill="F2F2F2"/>
           </w:tcPr>
           <w:p>
             <w:pPr>
               <w:rPr>
                 <w:rFonts w:eastAsia="Times New Roman" w:cs="Arial"/>
                 <w:b/>
-                <w:sz w:val="22"/>
               </w:rPr>
             </w:pPr>
             <w:r>
               <w:rPr>
                 <w:rFonts w:eastAsia="Times New Roman" w:cs="Arial"/>
                 <w:b/>
-                <w:sz w:val="22"/>
               </w:rPr>
               <w:t>Mes</w:t>
             </w:r>
@@ -2273,21 +2915,19 @@
         <w:tc>
           <w:tcPr>
             <w:tcW w:w="7500" w:type="dxa"/>
-            <w:shd w:val="clear" w:fill="F2F2F2"/>
+            <w:shd w:val="clear" w:color="auto" w:fill="F2F2F2"/>
           </w:tcPr>
           <w:p>
             <w:pPr>
               <w:rPr>
                 <w:rFonts w:eastAsia="Times New Roman" w:cs="Arial"/>
                 <w:b/>
-                <w:sz w:val="22"/>
               </w:rPr>
             </w:pPr>
             <w:r>
               <w:rPr>
                 <w:rFonts w:eastAsia="Times New Roman" w:cs="Arial"/>
                 <w:b/>
-                <w:sz w:val="22"/>
               </w:rPr>
               <w:t>Actividades</w:t>
             </w:r>
@@ -2303,13 +2943,11 @@
             <w:pPr>
               <w:rPr>
                 <w:rFonts w:eastAsia="Times New Roman" w:cs="Arial"/>
-                <w:sz w:val="22"/>
               </w:rPr>
             </w:pPr>
             <w:r>
               <w:rPr>
                 <w:rFonts w:eastAsia="Times New Roman" w:cs="Arial"/>
-                <w:sz w:val="22"/>
               </w:rPr>
               <w:t>Mes 1</w:t>
             </w:r>
@@ -2323,13 +2961,11 @@
             <w:pPr>
               <w:rPr>
                 <w:rFonts w:eastAsia="Times New Roman" w:cs="Arial"/>
-                <w:sz w:val="22"/>
               </w:rPr>
             </w:pPr>
             <w:r>
               <w:rPr>
                 <w:rFonts w:eastAsia="Times New Roman" w:cs="Arial"/>
-                <w:sz w:val="22"/>
               </w:rPr>
               <w:t>Análisis de factibilidad, documento de visión, CLI relacional (SQLite, PostgreSQL, MySQL) con operaciones CRUD.</w:t>
             </w:r>
@@ -2345,13 +2981,11 @@
             <w:pPr>
               <w:rPr>
                 <w:rFonts w:eastAsia="Times New Roman" w:cs="Arial"/>
-                <w:sz w:val="22"/>
               </w:rPr>
             </w:pPr>
             <w:r>
               <w:rPr>
                 <w:rFonts w:eastAsia="Times New Roman" w:cs="Arial"/>
-                <w:sz w:val="22"/>
               </w:rPr>
               <w:t>Mes 2</w:t>
             </w:r>
@@ -2365,13 +2999,11 @@
             <w:pPr>
               <w:rPr>
                 <w:rFonts w:eastAsia="Times New Roman" w:cs="Arial"/>
-                <w:sz w:val="22"/>
               </w:rPr>
             </w:pPr>
             <w:r>
               <w:rPr>
                 <w:rFonts w:eastAsia="Times New Roman" w:cs="Arial"/>
-                <w:sz w:val="22"/>
               </w:rPr>
               <w:t>Soporte NoSQL (MongoDB, Redis, Cassandra), módulo de migración ETL, especificación de requerimientos (SRS).</w:t>
             </w:r>
@@ -2387,13 +3019,11 @@
             <w:pPr>
               <w:rPr>
                 <w:rFonts w:eastAsia="Times New Roman" w:cs="Arial"/>
-                <w:sz w:val="22"/>
               </w:rPr>
             </w:pPr>
             <w:r>
               <w:rPr>
                 <w:rFonts w:eastAsia="Times New Roman" w:cs="Arial"/>
-                <w:sz w:val="22"/>
               </w:rPr>
               <w:t>Mes 3</w:t>
             </w:r>
@@ -2407,13 +3037,11 @@
             <w:pPr>
               <w:rPr>
                 <w:rFonts w:eastAsia="Times New Roman" w:cs="Arial"/>
-                <w:sz w:val="22"/>
               </w:rPr>
             </w:pPr>
             <w:r>
               <w:rPr>
                 <w:rFonts w:eastAsia="Times New Roman" w:cs="Arial"/>
-                <w:sz w:val="22"/>
               </w:rPr>
               <w:t>Generación de SQL con IA, arquitectura de software (SAD), extensión de Visual Studio Code y servidor MCP.</w:t>
             </w:r>
@@ -2429,13 +3057,11 @@
             <w:pPr>
               <w:rPr>
                 <w:rFonts w:eastAsia="Times New Roman" w:cs="Arial"/>
-                <w:sz w:val="22"/>
               </w:rPr>
             </w:pPr>
             <w:r>
               <w:rPr>
                 <w:rFonts w:eastAsia="Times New Roman" w:cs="Arial"/>
-                <w:sz w:val="22"/>
               </w:rPr>
               <w:t>Mes 4</w:t>
             </w:r>
@@ -2449,13 +3075,11 @@
             <w:pPr>
               <w:rPr>
                 <w:rFonts w:eastAsia="Times New Roman" w:cs="Arial"/>
-                <w:sz w:val="22"/>
               </w:rPr>
             </w:pPr>
             <w:r>
               <w:rPr>
                 <w:rFonts w:eastAsia="Times New Roman" w:cs="Arial"/>
-                <w:sz w:val="22"/>
               </w:rPr>
               <w:t>Bot de Telegram, despliegue en VPS, pruebas integrales de las tres integraciones, redacción del informe final.</w:t>
             </w:r>
@@ -2480,6 +3104,7 @@
           <w:sz w:val="28"/>
           <w:szCs w:val="28"/>
         </w:rPr>
+        <w:lastRenderedPageBreak/>
         <w:t>Presupuesto</w:t>
       </w:r>
     </w:p>
@@ -2487,14 +3112,15 @@
       <w:tblPr>
         <w:tblW w:w="9060" w:type="dxa"/>
         <w:tblBorders>
-          <w:top w:val="single" w:sz="4" w:color="000000"/>
-          <w:left w:val="single" w:sz="4" w:color="000000"/>
-          <w:bottom w:val="single" w:sz="4" w:color="000000"/>
-          <w:right w:val="single" w:sz="4" w:color="000000"/>
-          <w:insideH w:val="single" w:sz="4" w:color="000000"/>
-          <w:insideV w:val="single" w:sz="4" w:color="000000"/>
+          <w:top w:val="single" w:sz="4" w:space="0" w:color="000000"/>
+          <w:left w:val="single" w:sz="4" w:space="0" w:color="000000"/>
+          <w:bottom w:val="single" w:sz="4" w:space="0" w:color="000000"/>
+          <w:right w:val="single" w:sz="4" w:space="0" w:color="000000"/>
+          <w:insideH w:val="single" w:sz="4" w:space="0" w:color="000000"/>
+          <w:insideV w:val="single" w:sz="4" w:space="0" w:color="000000"/>
         </w:tblBorders>
         <w:tblLayout w:type="fixed"/>
+        <w:tblLook w:val="04A0" w:firstRow="1" w:lastRow="0" w:firstColumn="1" w:lastColumn="0" w:noHBand="0" w:noVBand="1"/>
       </w:tblPr>
       <w:tblGrid>
         <w:gridCol w:w="6560"/>
@@ -2504,21 +3130,19 @@
         <w:tc>
           <w:tcPr>
             <w:tcW w:w="6560" w:type="dxa"/>
-            <w:shd w:val="clear" w:fill="F2F2F2"/>
+            <w:shd w:val="clear" w:color="auto" w:fill="F2F2F2"/>
           </w:tcPr>
           <w:p>
             <w:pPr>
               <w:rPr>
                 <w:rFonts w:eastAsia="Times New Roman" w:cs="Arial"/>
                 <w:b/>
-                <w:sz w:val="22"/>
               </w:rPr>
             </w:pPr>
             <w:r>
               <w:rPr>
                 <w:rFonts w:eastAsia="Times New Roman" w:cs="Arial"/>
                 <w:b/>
-                <w:sz w:val="22"/>
               </w:rPr>
               <w:t>Categoría</w:t>
             </w:r>
@@ -2527,7 +3151,7 @@
         <w:tc>
           <w:tcPr>
             <w:tcW w:w="2500" w:type="dxa"/>
-            <w:shd w:val="clear" w:fill="F2F2F2"/>
+            <w:shd w:val="clear" w:color="auto" w:fill="F2F2F2"/>
           </w:tcPr>
           <w:p>
             <w:pPr>
@@ -2535,14 +3159,12 @@
               <w:rPr>
                 <w:rFonts w:eastAsia="Times New Roman" w:cs="Arial"/>
                 <w:b/>
-                <w:sz w:val="22"/>
               </w:rPr>
             </w:pPr>
             <w:r>
               <w:rPr>
                 <w:rFonts w:eastAsia="Times New Roman" w:cs="Arial"/>
                 <w:b/>
-                <w:sz w:val="22"/>
               </w:rPr>
               <w:t>Total (S/.)</w:t>
             </w:r>
@@ -2558,13 +3180,11 @@
             <w:pPr>
               <w:rPr>
                 <w:rFonts w:eastAsia="Times New Roman" w:cs="Arial"/>
-                <w:sz w:val="22"/>
               </w:rPr>
             </w:pPr>
             <w:r>
               <w:rPr>
                 <w:rFonts w:eastAsia="Times New Roman" w:cs="Arial"/>
-                <w:sz w:val="22"/>
               </w:rPr>
               <w:t>Costos Generales (equipos)</w:t>
             </w:r>
@@ -2579,13 +3199,11 @@
               <w:jc w:val="right"/>
               <w:rPr>
                 <w:rFonts w:eastAsia="Times New Roman" w:cs="Arial"/>
-                <w:sz w:val="22"/>
               </w:rPr>
             </w:pPr>
             <w:r>
               <w:rPr>
                 <w:rFonts w:eastAsia="Times New Roman" w:cs="Arial"/>
-                <w:sz w:val="22"/>
               </w:rPr>
               <w:t>5 040</w:t>
             </w:r>
@@ -2601,13 +3219,11 @@
             <w:pPr>
               <w:rPr>
                 <w:rFonts w:eastAsia="Times New Roman" w:cs="Arial"/>
-                <w:sz w:val="22"/>
               </w:rPr>
             </w:pPr>
             <w:r>
               <w:rPr>
                 <w:rFonts w:eastAsia="Times New Roman" w:cs="Arial"/>
-                <w:sz w:val="22"/>
               </w:rPr>
               <w:t>Costos Operativos (energía, internet, VPS, IA)</w:t>
             </w:r>
@@ -2622,13 +3238,11 @@
               <w:jc w:val="right"/>
               <w:rPr>
                 <w:rFonts w:eastAsia="Times New Roman" w:cs="Arial"/>
-                <w:sz w:val="22"/>
               </w:rPr>
             </w:pPr>
             <w:r>
               <w:rPr>
                 <w:rFonts w:eastAsia="Times New Roman" w:cs="Arial"/>
-                <w:sz w:val="22"/>
               </w:rPr>
               <w:t>1 060</w:t>
             </w:r>
@@ -2644,13 +3258,11 @@
             <w:pPr>
               <w:rPr>
                 <w:rFonts w:eastAsia="Times New Roman" w:cs="Arial"/>
-                <w:sz w:val="22"/>
               </w:rPr>
             </w:pPr>
             <w:r>
               <w:rPr>
                 <w:rFonts w:eastAsia="Times New Roman" w:cs="Arial"/>
-                <w:sz w:val="22"/>
               </w:rPr>
               <w:t>Costos del Ambiente (pruebas, repositorio)</w:t>
             </w:r>
@@ -2665,13 +3277,11 @@
               <w:jc w:val="right"/>
               <w:rPr>
                 <w:rFonts w:eastAsia="Times New Roman" w:cs="Arial"/>
-                <w:sz w:val="22"/>
               </w:rPr>
             </w:pPr>
             <w:r>
               <w:rPr>
                 <w:rFonts w:eastAsia="Times New Roman" w:cs="Arial"/>
-                <w:sz w:val="22"/>
               </w:rPr>
               <w:t>320</w:t>
             </w:r>
@@ -2687,13 +3297,11 @@
             <w:pPr>
               <w:rPr>
                 <w:rFonts w:eastAsia="Times New Roman" w:cs="Arial"/>
-                <w:sz w:val="22"/>
               </w:rPr>
             </w:pPr>
             <w:r>
               <w:rPr>
                 <w:rFonts w:eastAsia="Times New Roman" w:cs="Arial"/>
-                <w:sz w:val="22"/>
               </w:rPr>
               <w:t>Costos de Personal</w:t>
             </w:r>
@@ -2708,13 +3316,11 @@
               <w:jc w:val="right"/>
               <w:rPr>
                 <w:rFonts w:eastAsia="Times New Roman" w:cs="Arial"/>
-                <w:sz w:val="22"/>
               </w:rPr>
             </w:pPr>
             <w:r>
               <w:rPr>
                 <w:rFonts w:eastAsia="Times New Roman" w:cs="Arial"/>
-                <w:sz w:val="22"/>
               </w:rPr>
               <w:t>12 000</w:t>
             </w:r>
@@ -2725,21 +3331,19 @@
         <w:tc>
           <w:tcPr>
             <w:tcW w:w="6560" w:type="dxa"/>
-            <w:shd w:val="clear" w:fill="F2F2F2"/>
+            <w:shd w:val="clear" w:color="auto" w:fill="F2F2F2"/>
           </w:tcPr>
           <w:p>
             <w:pPr>
               <w:rPr>
                 <w:rFonts w:eastAsia="Times New Roman" w:cs="Arial"/>
                 <w:b/>
-                <w:sz w:val="22"/>
               </w:rPr>
             </w:pPr>
             <w:r>
               <w:rPr>
                 <w:rFonts w:eastAsia="Times New Roman" w:cs="Arial"/>
                 <w:b/>
-                <w:sz w:val="22"/>
               </w:rPr>
               <w:t>TOTAL GENERAL</w:t>
             </w:r>
@@ -2748,7 +3352,7 @@
         <w:tc>
           <w:tcPr>
             <w:tcW w:w="2500" w:type="dxa"/>
-            <w:shd w:val="clear" w:fill="F2F2F2"/>
+            <w:shd w:val="clear" w:color="auto" w:fill="F2F2F2"/>
           </w:tcPr>
           <w:p>
             <w:pPr>
@@ -2756,14 +3360,12 @@
               <w:rPr>
                 <w:rFonts w:eastAsia="Times New Roman" w:cs="Arial"/>
                 <w:b/>
-                <w:sz w:val="22"/>
               </w:rPr>
             </w:pPr>
             <w:r>
               <w:rPr>
                 <w:rFonts w:eastAsia="Times New Roman" w:cs="Arial"/>
                 <w:b/>
-                <w:sz w:val="22"/>
               </w:rPr>
               <w:t>18 420</w:t>
             </w:r>
@@ -2994,13 +3596,11 @@
         <w:spacing w:after="100"/>
         <w:rPr>
           <w:rFonts w:eastAsia="Times New Roman" w:cs="Arial"/>
-          <w:sz w:val="22"/>
-        </w:rPr>
-      </w:pPr>
-      <w:r>
-        <w:rPr>
-          <w:rFonts w:eastAsia="Times New Roman" w:cs="Arial"/>
-          <w:sz w:val="22"/>
+        </w:rPr>
+      </w:pPr>
+      <w:r>
+        <w:rPr>
+          <w:rFonts w:eastAsia="Times New Roman" w:cs="Arial"/>
         </w:rPr>
         <w:t>Ramakrishnan, R., &amp; Gehrke, J. (2003). Sistemas de Gestión de Bases de Datos (3ª ed.). McGraw-Hill.</w:t>
       </w:r>
@@ -3010,14 +3610,13 @@
         <w:spacing w:after="100"/>
         <w:rPr>
           <w:rFonts w:eastAsia="Times New Roman" w:cs="Arial"/>
-          <w:sz w:val="22"/>
-        </w:rPr>
-      </w:pPr>
-      <w:r>
-        <w:rPr>
-          <w:rFonts w:eastAsia="Times New Roman" w:cs="Arial"/>
-          <w:sz w:val="22"/>
-        </w:rPr>
+        </w:rPr>
+      </w:pPr>
+      <w:r>
+        <w:rPr>
+          <w:rFonts w:eastAsia="Times New Roman" w:cs="Arial"/>
+        </w:rPr>
+        <w:lastRenderedPageBreak/>
         <w:t>Silberschatz, A., Korth, H. F., &amp; Sudarshan, S. (2019). Database System Concepts (7ª ed.). McGraw-Hill Education.</w:t>
       </w:r>
     </w:p>
@@ -3026,13 +3625,11 @@
         <w:spacing w:after="100"/>
         <w:rPr>
           <w:rFonts w:eastAsia="Times New Roman" w:cs="Arial"/>
-          <w:sz w:val="22"/>
-        </w:rPr>
-      </w:pPr>
-      <w:r>
-        <w:rPr>
-          <w:rFonts w:eastAsia="Times New Roman" w:cs="Arial"/>
-          <w:sz w:val="22"/>
+        </w:rPr>
+      </w:pPr>
+      <w:r>
+        <w:rPr>
+          <w:rFonts w:eastAsia="Times New Roman" w:cs="Arial"/>
         </w:rPr>
         <w:t>Beaulieu, A. (2020). Learning SQL (3ª ed.). O'Reilly Media.</w:t>
       </w:r>
@@ -3042,13 +3639,11 @@
         <w:spacing w:after="200"/>
         <w:rPr>
           <w:rFonts w:eastAsia="Times New Roman" w:cs="Arial"/>
-          <w:sz w:val="22"/>
-        </w:rPr>
-      </w:pPr>
-      <w:r>
-        <w:rPr>
-          <w:rFonts w:eastAsia="Times New Roman" w:cs="Arial"/>
-          <w:sz w:val="22"/>
+        </w:rPr>
+      </w:pPr>
+      <w:r>
+        <w:rPr>
+          <w:rFonts w:eastAsia="Times New Roman" w:cs="Arial"/>
         </w:rPr>
         <w:t>Python Software Foundation. (2026). The Python Standard Library.</w:t>
       </w:r>
@@ -3078,7 +3673,7 @@
 </file>
 
 <file path=word/endnotes.xml><?xml version="1.0" encoding="utf-8"?>
-<w:endnotes xmlns:wpc="http://schemas.microsoft.com/office/word/2010/wordprocessingCanvas" xmlns:mc="http://schemas.openxmlformats.org/markup-compatibility/2006" xmlns:o="urn:schemas-microsoft-com:office:office" xmlns:r="http://schemas.openxmlformats.org/officeDocument/2006/relationships" xmlns:m="http://schemas.openxmlformats.org/officeDocument/2006/math" xmlns:v="urn:schemas-microsoft-com:vml" xmlns:wp14="http://schemas.microsoft.com/office/word/2010/wordprocessingDrawing" xmlns:wp="http://schemas.openxmlformats.org/drawingml/2006/wordprocessingDrawing" xmlns:w10="urn:schemas-microsoft-com:office:word" xmlns:w="http://schemas.openxmlformats.org/wordprocessingml/2006/main" xmlns:w14="http://schemas.microsoft.com/office/word/2010/wordml" xmlns:w15="http://schemas.microsoft.com/office/word/2012/wordml" xmlns:wpg="http://schemas.microsoft.com/office/word/2010/wordprocessingGroup" xmlns:wpi="http://schemas.microsoft.com/office/word/2010/wordprocessingInk" xmlns:wne="http://schemas.microsoft.com/office/word/2006/wordml" xmlns:wps="http://schemas.microsoft.com/office/word/2010/wordprocessingShape" mc:Ignorable="w14 w15 wp14">
+<w:endnotes xmlns:wpc="http://schemas.microsoft.com/office/word/2010/wordprocessingCanvas" xmlns:cx="http://schemas.microsoft.com/office/drawing/2014/chartex" xmlns:cx1="http://schemas.microsoft.com/office/drawing/2015/9/8/chartex" xmlns:cx2="http://schemas.microsoft.com/office/drawing/2015/10/21/chartex" xmlns:cx3="http://schemas.microsoft.com/office/drawing/2016/5/9/chartex" xmlns:cx4="http://schemas.microsoft.com/office/drawing/2016/5/10/chartex" xmlns:cx5="http://schemas.microsoft.com/office/drawing/2016/5/11/chartex" xmlns:cx6="http://schemas.microsoft.com/office/drawing/2016/5/12/chartex" xmlns:cx7="http://schemas.microsoft.com/office/drawing/2016/5/13/chartex" xmlns:cx8="http://schemas.microsoft.com/office/drawing/2016/5/14/chartex" xmlns:mc="http://schemas.openxmlformats.org/markup-compatibility/2006" xmlns:aink="http://schemas.microsoft.com/office/drawing/2016/ink" xmlns:am3d="http://schemas.microsoft.com/office/drawing/2017/model3d" xmlns:o="urn:schemas-microsoft-com:office:office" xmlns:oel="http://schemas.microsoft.com/office/2019/extlst" xmlns:r="http://schemas.openxmlformats.org/officeDocument/2006/relationships" xmlns:m="http://schemas.openxmlformats.org/officeDocument/2006/math" xmlns:v="urn:schemas-microsoft-com:vml" xmlns:wp14="http://schemas.microsoft.com/office/word/2010/wordprocessingDrawing" xmlns:wp="http://schemas.openxmlformats.org/drawingml/2006/wordprocessingDrawing" xmlns:w10="urn:schemas-microsoft-com:office:word" xmlns:w="http://schemas.openxmlformats.org/wordprocessingml/2006/main" xmlns:w14="http://schemas.microsoft.com/office/word/2010/wordml" xmlns:w15="http://schemas.microsoft.com/office/word/2012/wordml" xmlns:w16cex="http://schemas.microsoft.com/office/word/2018/wordml/cex" xmlns:w16cid="http://schemas.microsoft.com/office/word/2016/wordml/cid" xmlns:w16="http://schemas.microsoft.com/office/word/2018/wordml" xmlns:w16sdtdh="http://schemas.microsoft.com/office/word/2020/wordml/sdtdatahash" xmlns:w16se="http://schemas.microsoft.com/office/word/2015/wordml/symex" xmlns:wpg="http://schemas.microsoft.com/office/word/2010/wordprocessingGroup" xmlns:wpi="http://schemas.microsoft.com/office/word/2010/wordprocessingInk" xmlns:wne="http://schemas.microsoft.com/office/word/2006/wordml" xmlns:wps="http://schemas.microsoft.com/office/word/2010/wordprocessingShape" mc:Ignorable="w14 w15 w16se w16cid w16 w16cex w16sdtdh wp14">
   <w:endnote w:type="separator" w:id="-1">
     <w:p>
       <w:pPr>
@@ -3103,7 +3698,7 @@
 </file>
 
 <file path=word/footer1.xml><?xml version="1.0" encoding="utf-8"?>
-<w:ftr xmlns:wpc="http://schemas.microsoft.com/office/word/2010/wordprocessingCanvas" xmlns:mc="http://schemas.openxmlformats.org/markup-compatibility/2006" xmlns:o="urn:schemas-microsoft-com:office:office" xmlns:r="http://schemas.openxmlformats.org/officeDocument/2006/relationships" xmlns:m="http://schemas.openxmlformats.org/officeDocument/2006/math" xmlns:v="urn:schemas-microsoft-com:vml" xmlns:wp14="http://schemas.microsoft.com/office/word/2010/wordprocessingDrawing" xmlns:wp="http://schemas.openxmlformats.org/drawingml/2006/wordprocessingDrawing" xmlns:w10="urn:schemas-microsoft-com:office:word" xmlns:w="http://schemas.openxmlformats.org/wordprocessingml/2006/main" xmlns:w14="http://schemas.microsoft.com/office/word/2010/wordml" xmlns:w15="http://schemas.microsoft.com/office/word/2012/wordml" xmlns:wpg="http://schemas.microsoft.com/office/word/2010/wordprocessingGroup" xmlns:wpi="http://schemas.microsoft.com/office/word/2010/wordprocessingInk" xmlns:wne="http://schemas.microsoft.com/office/word/2006/wordml" xmlns:wps="http://schemas.microsoft.com/office/word/2010/wordprocessingShape" mc:Ignorable="w14 w15 wp14">
+<w:ftr xmlns:wpc="http://schemas.microsoft.com/office/word/2010/wordprocessingCanvas" xmlns:cx="http://schemas.microsoft.com/office/drawing/2014/chartex" xmlns:cx1="http://schemas.microsoft.com/office/drawing/2015/9/8/chartex" xmlns:cx2="http://schemas.microsoft.com/office/drawing/2015/10/21/chartex" xmlns:cx3="http://schemas.microsoft.com/office/drawing/2016/5/9/chartex" xmlns:cx4="http://schemas.microsoft.com/office/drawing/2016/5/10/chartex" xmlns:cx5="http://schemas.microsoft.com/office/drawing/2016/5/11/chartex" xmlns:cx6="http://schemas.microsoft.com/office/drawing/2016/5/12/chartex" xmlns:cx7="http://schemas.microsoft.com/office/drawing/2016/5/13/chartex" xmlns:cx8="http://schemas.microsoft.com/office/drawing/2016/5/14/chartex" xmlns:mc="http://schemas.openxmlformats.org/markup-compatibility/2006" xmlns:aink="http://schemas.microsoft.com/office/drawing/2016/ink" xmlns:am3d="http://schemas.microsoft.com/office/drawing/2017/model3d" xmlns:o="urn:schemas-microsoft-com:office:office" xmlns:oel="http://schemas.microsoft.com/office/2019/extlst" xmlns:r="http://schemas.openxmlformats.org/officeDocument/2006/relationships" xmlns:m="http://schemas.openxmlformats.org/officeDocument/2006/math" xmlns:v="urn:schemas-microsoft-com:vml" xmlns:wp14="http://schemas.microsoft.com/office/word/2010/wordprocessingDrawing" xmlns:wp="http://schemas.openxmlformats.org/drawingml/2006/wordprocessingDrawing" xmlns:w10="urn:schemas-microsoft-com:office:word" xmlns:w="http://schemas.openxmlformats.org/wordprocessingml/2006/main" xmlns:w14="http://schemas.microsoft.com/office/word/2010/wordml" xmlns:w15="http://schemas.microsoft.com/office/word/2012/wordml" xmlns:w16cex="http://schemas.microsoft.com/office/word/2018/wordml/cex" xmlns:w16cid="http://schemas.microsoft.com/office/word/2016/wordml/cid" xmlns:w16="http://schemas.microsoft.com/office/word/2018/wordml" xmlns:w16sdtdh="http://schemas.microsoft.com/office/word/2020/wordml/sdtdatahash" xmlns:w16se="http://schemas.microsoft.com/office/word/2015/wordml/symex" xmlns:wpg="http://schemas.microsoft.com/office/word/2010/wordprocessingGroup" xmlns:wpi="http://schemas.microsoft.com/office/word/2010/wordprocessingInk" xmlns:wne="http://schemas.microsoft.com/office/word/2006/wordml" xmlns:wps="http://schemas.microsoft.com/office/word/2010/wordprocessingShape" mc:Ignorable="w14 w15 w16se w16cid w16 w16cex w16sdtdh wp14">
   <w:sdt>
     <w:sdtPr>
       <w:id w:val="-1014383162"/>
@@ -3112,7 +3707,6 @@
         <w:docPartUnique/>
       </w:docPartObj>
     </w:sdtPr>
-    <w:sdtEndPr/>
     <w:sdtContent>
       <w:p>
         <w:pPr>
@@ -3150,7 +3744,7 @@
 </file>
 
 <file path=word/footnotes.xml><?xml version="1.0" encoding="utf-8"?>
-<w:footnotes xmlns:wpc="http://schemas.microsoft.com/office/word/2010/wordprocessingCanvas" xmlns:mc="http://schemas.openxmlformats.org/markup-compatibility/2006" xmlns:o="urn:schemas-microsoft-com:office:office" xmlns:r="http://schemas.openxmlformats.org/officeDocument/2006/relationships" xmlns:m="http://schemas.openxmlformats.org/officeDocument/2006/math" xmlns:v="urn:schemas-microsoft-com:vml" xmlns:wp14="http://schemas.microsoft.com/office/word/2010/wordprocessingDrawing" xmlns:wp="http://schemas.openxmlformats.org/drawingml/2006/wordprocessingDrawing" xmlns:w10="urn:schemas-microsoft-com:office:word" xmlns:w="http://schemas.openxmlformats.org/wordprocessingml/2006/main" xmlns:w14="http://schemas.microsoft.com/office/word/2010/wordml" xmlns:w15="http://schemas.microsoft.com/office/word/2012/wordml" xmlns:wpg="http://schemas.microsoft.com/office/word/2010/wordprocessingGroup" xmlns:wpi="http://schemas.microsoft.com/office/word/2010/wordprocessingInk" xmlns:wne="http://schemas.microsoft.com/office/word/2006/wordml" xmlns:wps="http://schemas.microsoft.com/office/word/2010/wordprocessingShape" mc:Ignorable="w14 w15 wp14">
+<w:footnotes xmlns:wpc="http://schemas.microsoft.com/office/word/2010/wordprocessingCanvas" xmlns:cx="http://schemas.microsoft.com/office/drawing/2014/chartex" xmlns:cx1="http://schemas.microsoft.com/office/drawing/2015/9/8/chartex" xmlns:cx2="http://schemas.microsoft.com/office/drawing/2015/10/21/chartex" xmlns:cx3="http://schemas.microsoft.com/office/drawing/2016/5/9/chartex" xmlns:cx4="http://schemas.microsoft.com/office/drawing/2016/5/10/chartex" xmlns:cx5="http://schemas.microsoft.com/office/drawing/2016/5/11/chartex" xmlns:cx6="http://schemas.microsoft.com/office/drawing/2016/5/12/chartex" xmlns:cx7="http://schemas.microsoft.com/office/drawing/2016/5/13/chartex" xmlns:cx8="http://schemas.microsoft.com/office/drawing/2016/5/14/chartex" xmlns:mc="http://schemas.openxmlformats.org/markup-compatibility/2006" xmlns:aink="http://schemas.microsoft.com/office/drawing/2016/ink" xmlns:am3d="http://schemas.microsoft.com/office/drawing/2017/model3d" xmlns:o="urn:schemas-microsoft-com:office:office" xmlns:oel="http://schemas.microsoft.com/office/2019/extlst" xmlns:r="http://schemas.openxmlformats.org/officeDocument/2006/relationships" xmlns:m="http://schemas.openxmlformats.org/officeDocument/2006/math" xmlns:v="urn:schemas-microsoft-com:vml" xmlns:wp14="http://schemas.microsoft.com/office/word/2010/wordprocessingDrawing" xmlns:wp="http://schemas.openxmlformats.org/drawingml/2006/wordprocessingDrawing" xmlns:w10="urn:schemas-microsoft-com:office:word" xmlns:w="http://schemas.openxmlformats.org/wordprocessingml/2006/main" xmlns:w14="http://schemas.microsoft.com/office/word/2010/wordml" xmlns:w15="http://schemas.microsoft.com/office/word/2012/wordml" xmlns:w16cex="http://schemas.microsoft.com/office/word/2018/wordml/cex" xmlns:w16cid="http://schemas.microsoft.com/office/word/2016/wordml/cid" xmlns:w16="http://schemas.microsoft.com/office/word/2018/wordml" xmlns:w16sdtdh="http://schemas.microsoft.com/office/word/2020/wordml/sdtdatahash" xmlns:w16se="http://schemas.microsoft.com/office/word/2015/wordml/symex" xmlns:wpg="http://schemas.microsoft.com/office/word/2010/wordprocessingGroup" xmlns:wpi="http://schemas.microsoft.com/office/word/2010/wordprocessingInk" xmlns:wne="http://schemas.microsoft.com/office/word/2006/wordml" xmlns:wps="http://schemas.microsoft.com/office/word/2010/wordprocessingShape" mc:Ignorable="w14 w15 w16se w16cid w16 w16cex w16sdtdh wp14">
   <w:footnote w:type="separator" w:id="-1">
     <w:p>
       <w:pPr>
@@ -3175,7 +3769,7 @@
 </file>
 
 <file path=word/header1.xml><?xml version="1.0" encoding="utf-8"?>
-<w:hdr xmlns:wpc="http://schemas.microsoft.com/office/word/2010/wordprocessingCanvas" xmlns:mc="http://schemas.openxmlformats.org/markup-compatibility/2006" xmlns:o="urn:schemas-microsoft-com:office:office" xmlns:r="http://schemas.openxmlformats.org/officeDocument/2006/relationships" xmlns:m="http://schemas.openxmlformats.org/officeDocument/2006/math" xmlns:v="urn:schemas-microsoft-com:vml" xmlns:wp14="http://schemas.microsoft.com/office/word/2010/wordprocessingDrawing" xmlns:wp="http://schemas.openxmlformats.org/drawingml/2006/wordprocessingDrawing" xmlns:w10="urn:schemas-microsoft-com:office:word" xmlns:w="http://schemas.openxmlformats.org/wordprocessingml/2006/main" xmlns:w14="http://schemas.microsoft.com/office/word/2010/wordml" xmlns:w15="http://schemas.microsoft.com/office/word/2012/wordml" xmlns:wpg="http://schemas.microsoft.com/office/word/2010/wordprocessingGroup" xmlns:wpi="http://schemas.microsoft.com/office/word/2010/wordprocessingInk" xmlns:wne="http://schemas.microsoft.com/office/word/2006/wordml" xmlns:wps="http://schemas.microsoft.com/office/word/2010/wordprocessingShape" mc:Ignorable="w14 w15 wp14">
+<w:hdr xmlns:wpc="http://schemas.microsoft.com/office/word/2010/wordprocessingCanvas" xmlns:cx="http://schemas.microsoft.com/office/drawing/2014/chartex" xmlns:cx1="http://schemas.microsoft.com/office/drawing/2015/9/8/chartex" xmlns:cx2="http://schemas.microsoft.com/office/drawing/2015/10/21/chartex" xmlns:cx3="http://schemas.microsoft.com/office/drawing/2016/5/9/chartex" xmlns:cx4="http://schemas.microsoft.com/office/drawing/2016/5/10/chartex" xmlns:cx5="http://schemas.microsoft.com/office/drawing/2016/5/11/chartex" xmlns:cx6="http://schemas.microsoft.com/office/drawing/2016/5/12/chartex" xmlns:cx7="http://schemas.microsoft.com/office/drawing/2016/5/13/chartex" xmlns:cx8="http://schemas.microsoft.com/office/drawing/2016/5/14/chartex" xmlns:mc="http://schemas.openxmlformats.org/markup-compatibility/2006" xmlns:aink="http://schemas.microsoft.com/office/drawing/2016/ink" xmlns:am3d="http://schemas.microsoft.com/office/drawing/2017/model3d" xmlns:o="urn:schemas-microsoft-com:office:office" xmlns:oel="http://schemas.microsoft.com/office/2019/extlst" xmlns:r="http://schemas.openxmlformats.org/officeDocument/2006/relationships" xmlns:m="http://schemas.openxmlformats.org/officeDocument/2006/math" xmlns:v="urn:schemas-microsoft-com:vml" xmlns:wp14="http://schemas.microsoft.com/office/word/2010/wordprocessingDrawing" xmlns:wp="http://schemas.openxmlformats.org/drawingml/2006/wordprocessingDrawing" xmlns:w10="urn:schemas-microsoft-com:office:word" xmlns:w="http://schemas.openxmlformats.org/wordprocessingml/2006/main" xmlns:w14="http://schemas.microsoft.com/office/word/2010/wordml" xmlns:w15="http://schemas.microsoft.com/office/word/2012/wordml" xmlns:w16cex="http://schemas.microsoft.com/office/word/2018/wordml/cex" xmlns:w16cid="http://schemas.microsoft.com/office/word/2016/wordml/cid" xmlns:w16="http://schemas.microsoft.com/office/word/2018/wordml" xmlns:w16sdtdh="http://schemas.microsoft.com/office/word/2020/wordml/sdtdatahash" xmlns:w16se="http://schemas.microsoft.com/office/word/2015/wordml/symex" xmlns:wpg="http://schemas.microsoft.com/office/word/2010/wordprocessingGroup" xmlns:wpi="http://schemas.microsoft.com/office/word/2010/wordprocessingInk" xmlns:wne="http://schemas.microsoft.com/office/word/2006/wordml" xmlns:wps="http://schemas.microsoft.com/office/word/2010/wordprocessingShape" mc:Ignorable="w14 w15 w16se w16cid w16 w16cex w16sdtdh wp14">
   <w:p>
     <w:pPr>
       <w:pStyle w:val="Encabezado"/>
@@ -3195,8 +3789,65 @@
 </file>
 
 <file path=word/numbering.xml><?xml version="1.0" encoding="utf-8"?>
-<w:numbering xmlns:wpc="http://schemas.microsoft.com/office/word/2010/wordprocessingCanvas" xmlns:mc="http://schemas.openxmlformats.org/markup-compatibility/2006" xmlns:o="urn:schemas-microsoft-com:office:office" xmlns:r="http://schemas.openxmlformats.org/officeDocument/2006/relationships" xmlns:m="http://schemas.openxmlformats.org/officeDocument/2006/math" xmlns:v="urn:schemas-microsoft-com:vml" xmlns:wp14="http://schemas.microsoft.com/office/word/2010/wordprocessingDrawing" xmlns:wp="http://schemas.openxmlformats.org/drawingml/2006/wordprocessingDrawing" xmlns:w10="urn:schemas-microsoft-com:office:word" xmlns:w="http://schemas.openxmlformats.org/wordprocessingml/2006/main" xmlns:w14="http://schemas.microsoft.com/office/word/2010/wordml" xmlns:w15="http://schemas.microsoft.com/office/word/2012/wordml" xmlns:wpg="http://schemas.microsoft.com/office/word/2010/wordprocessingGroup" xmlns:wpi="http://schemas.microsoft.com/office/word/2010/wordprocessingInk" xmlns:wne="http://schemas.microsoft.com/office/word/2006/wordml" xmlns:wps="http://schemas.microsoft.com/office/word/2010/wordprocessingShape" mc:Ignorable="w14 w15 wp14">
-  <w:abstractNum w:abstractNumId="0">
+<w:numbering xmlns:wpc="http://schemas.microsoft.com/office/word/2010/wordprocessingCanvas" xmlns:cx="http://schemas.microsoft.com/office/drawing/2014/chartex" xmlns:cx1="http://schemas.microsoft.com/office/drawing/2015/9/8/chartex" xmlns:cx2="http://schemas.microsoft.com/office/drawing/2015/10/21/chartex" xmlns:cx3="http://schemas.microsoft.com/office/drawing/2016/5/9/chartex" xmlns:cx4="http://schemas.microsoft.com/office/drawing/2016/5/10/chartex" xmlns:cx5="http://schemas.microsoft.com/office/drawing/2016/5/11/chartex" xmlns:cx6="http://schemas.microsoft.com/office/drawing/2016/5/12/chartex" xmlns:cx7="http://schemas.microsoft.com/office/drawing/2016/5/13/chartex" xmlns:cx8="http://schemas.microsoft.com/office/drawing/2016/5/14/chartex" xmlns:mc="http://schemas.openxmlformats.org/markup-compatibility/2006" xmlns:aink="http://schemas.microsoft.com/office/drawing/2016/ink" xmlns:am3d="http://schemas.microsoft.com/office/drawing/2017/model3d" xmlns:o="urn:schemas-microsoft-com:office:office" xmlns:oel="http://schemas.microsoft.com/office/2019/extlst" xmlns:r="http://schemas.openxmlformats.org/officeDocument/2006/relationships" xmlns:m="http://schemas.openxmlformats.org/officeDocument/2006/math" xmlns:v="urn:schemas-microsoft-com:vml" xmlns:wp14="http://schemas.microsoft.com/office/word/2010/wordprocessingDrawing" xmlns:wp="http://schemas.openxmlformats.org/drawingml/2006/wordprocessingDrawing" xmlns:w10="urn:schemas-microsoft-com:office:word" xmlns:w="http://schemas.openxmlformats.org/wordprocessingml/2006/main" xmlns:w14="http://schemas.microsoft.com/office/word/2010/wordml" xmlns:w15="http://schemas.microsoft.com/office/word/2012/wordml" xmlns:w16cex="http://schemas.microsoft.com/office/word/2018/wordml/cex" xmlns:w16cid="http://schemas.microsoft.com/office/word/2016/wordml/cid" xmlns:w16="http://schemas.microsoft.com/office/word/2018/wordml" xmlns:w16sdtdh="http://schemas.microsoft.com/office/word/2020/wordml/sdtdatahash" xmlns:w16se="http://schemas.microsoft.com/office/word/2015/wordml/symex" xmlns:wpg="http://schemas.microsoft.com/office/word/2010/wordprocessingGroup" xmlns:wpi="http://schemas.microsoft.com/office/word/2010/wordprocessingInk" xmlns:wne="http://schemas.microsoft.com/office/word/2006/wordml" xmlns:wps="http://schemas.microsoft.com/office/word/2010/wordprocessingShape" mc:Ignorable="w14 w15 w16se w16cid w16 w16cex w16sdtdh wp14">
+  <w:abstractNum w:abstractNumId="0" w15:restartNumberingAfterBreak="0">
+    <w:nsid w:val="10000001"/>
+    <w:multiLevelType w:val="hybridMultilevel"/>
+    <w:tmpl w:val="10000002"/>
+    <w:lvl w:ilvl="0" w:tplc="10000003">
+      <w:start w:val="1"/>
+      <w:numFmt w:val="bullet"/>
+      <w:lvlText w:val=""/>
+      <w:lvlJc w:val="left"/>
+      <w:pPr>
+        <w:ind w:left="720" w:hanging="360"/>
+      </w:pPr>
+      <w:rPr>
+        <w:rFonts w:ascii="Symbol" w:hAnsi="Symbol" w:hint="default"/>
+      </w:rPr>
+    </w:lvl>
+    <w:lvl w:ilvl="1" w:tplc="11A8AC62">
+      <w:numFmt w:val="decimal"/>
+      <w:lvlText w:val=""/>
+      <w:lvlJc w:val="left"/>
+    </w:lvl>
+    <w:lvl w:ilvl="2" w:tplc="C18A3B60">
+      <w:numFmt w:val="decimal"/>
+      <w:lvlText w:val=""/>
+      <w:lvlJc w:val="left"/>
+    </w:lvl>
+    <w:lvl w:ilvl="3" w:tplc="397CC492">
+      <w:numFmt w:val="decimal"/>
+      <w:lvlText w:val=""/>
+      <w:lvlJc w:val="left"/>
+    </w:lvl>
+    <w:lvl w:ilvl="4" w:tplc="B01EF768">
+      <w:numFmt w:val="decimal"/>
+      <w:lvlText w:val=""/>
+      <w:lvlJc w:val="left"/>
+    </w:lvl>
+    <w:lvl w:ilvl="5" w:tplc="183AB5C6">
+      <w:numFmt w:val="decimal"/>
+      <w:lvlText w:val=""/>
+      <w:lvlJc w:val="left"/>
+    </w:lvl>
+    <w:lvl w:ilvl="6" w:tplc="F48AD302">
+      <w:numFmt w:val="decimal"/>
+      <w:lvlText w:val=""/>
+      <w:lvlJc w:val="left"/>
+    </w:lvl>
+    <w:lvl w:ilvl="7" w:tplc="AFD05C10">
+      <w:numFmt w:val="decimal"/>
+      <w:lvlText w:val=""/>
+      <w:lvlJc w:val="left"/>
+    </w:lvl>
+    <w:lvl w:ilvl="8" w:tplc="65481804">
+      <w:numFmt w:val="decimal"/>
+      <w:lvlText w:val=""/>
+      <w:lvlJc w:val="left"/>
+    </w:lvl>
+  </w:abstractNum>
+  <w:abstractNum w:abstractNumId="1" w15:restartNumberingAfterBreak="0">
     <w:nsid w:val="69A656A6"/>
     <w:multiLevelType w:val="hybridMultilevel"/>
     <w:tmpl w:val="BCE2E368"/>
@@ -3282,35 +3933,18 @@
       </w:pPr>
     </w:lvl>
   </w:abstractNum>
-  <w:abstractNum w:abstractNumId="1">
-    <w:nsid w:val="10000001"/>
-    <w:multiLevelType w:val="hybridMultilevel"/>
-    <w:tmpl w:val="10000002"/>
-    <w:lvl w:ilvl="0" w:tplc="10000003">
-      <w:start w:val="1"/>
-      <w:numFmt w:val="bullet"/>
-      <w:lvlText w:val=""/>
-      <w:lvlJc w:val="left"/>
-      <w:pPr>
-        <w:ind w:left="720" w:hanging="360"/>
-      </w:pPr>
-      <w:rPr>
-        <w:rFonts w:ascii="Symbol" w:hAnsi="Symbol" w:hint="default"/>
-      </w:rPr>
-    </w:lvl>
-  </w:abstractNum>
-  <w:num w:numId="1">
+  <w:num w:numId="1" w16cid:durableId="1414621174">
+    <w:abstractNumId w:val="1"/>
+  </w:num>
+  <w:num w:numId="2" w16cid:durableId="1759859843">
     <w:abstractNumId w:val="0"/>
-  </w:num>
-  <w:num w:numId="2">
-    <w:abstractNumId w:val="1"/>
   </w:num>
   <w:numIdMacAtCleanup w:val="2"/>
 </w:numbering>
 </file>
 
 <file path=word/styles.xml><?xml version="1.0" encoding="utf-8"?>
-<w:styles xmlns:mc="http://schemas.openxmlformats.org/markup-compatibility/2006" xmlns:r="http://schemas.openxmlformats.org/officeDocument/2006/relationships" xmlns:w="http://schemas.openxmlformats.org/wordprocessingml/2006/main" xmlns:w14="http://schemas.microsoft.com/office/word/2010/wordml" xmlns:w15="http://schemas.microsoft.com/office/word/2012/wordml" mc:Ignorable="w14 w15">
+<w:styles xmlns:mc="http://schemas.openxmlformats.org/markup-compatibility/2006" xmlns:r="http://schemas.openxmlformats.org/officeDocument/2006/relationships" xmlns:w="http://schemas.openxmlformats.org/wordprocessingml/2006/main" xmlns:w14="http://schemas.microsoft.com/office/word/2010/wordml" xmlns:w15="http://schemas.microsoft.com/office/word/2012/wordml" xmlns:w16cex="http://schemas.microsoft.com/office/word/2018/wordml/cex" xmlns:w16cid="http://schemas.microsoft.com/office/word/2016/wordml/cid" xmlns:w16="http://schemas.microsoft.com/office/word/2018/wordml" xmlns:w16sdtdh="http://schemas.microsoft.com/office/word/2020/wordml/sdtdatahash" xmlns:w16se="http://schemas.microsoft.com/office/word/2015/wordml/symex" mc:Ignorable="w14 w15 w16se w16cid w16 w16cex w16sdtdh">
   <w:docDefaults>
     <w:rPrDefault>
       <w:rPr>
@@ -3326,7 +3960,7 @@
       </w:pPr>
     </w:pPrDefault>
   </w:docDefaults>
-  <w:latentStyles w:defLockedState="0" w:defUIPriority="99" w:defSemiHidden="0" w:defUnhideWhenUsed="0" w:defQFormat="0" w:count="371">
+  <w:latentStyles w:defLockedState="0" w:defUIPriority="99" w:defSemiHidden="0" w:defUnhideWhenUsed="0" w:defQFormat="0" w:count="376">
     <w:lsdException w:name="Normal" w:uiPriority="0" w:qFormat="1"/>
     <w:lsdException w:name="heading 1" w:uiPriority="9" w:qFormat="1"/>
     <w:lsdException w:name="heading 2" w:semiHidden="1" w:uiPriority="9" w:unhideWhenUsed="1" w:qFormat="1"/>
@@ -3698,6 +4332,11 @@
     <w:lsdException w:name="List Table 5 Dark Accent 6" w:uiPriority="50"/>
     <w:lsdException w:name="List Table 6 Colorful Accent 6" w:uiPriority="51"/>
     <w:lsdException w:name="List Table 7 Colorful Accent 6" w:uiPriority="52"/>
+    <w:lsdException w:name="Mention" w:semiHidden="1" w:unhideWhenUsed="1"/>
+    <w:lsdException w:name="Smart Hyperlink" w:semiHidden="1" w:unhideWhenUsed="1"/>
+    <w:lsdException w:name="Hashtag" w:semiHidden="1" w:unhideWhenUsed="1"/>
+    <w:lsdException w:name="Unresolved Mention" w:semiHidden="1" w:unhideWhenUsed="1"/>
+    <w:lsdException w:name="Smart Link" w:semiHidden="1" w:unhideWhenUsed="1"/>
   </w:latentStyles>
   <w:style w:type="paragraph" w:default="1" w:styleId="Normal">
     <w:name w:val="Normal"/>
@@ -3850,7 +4489,7 @@
       <w:szCs w:val="32"/>
     </w:rPr>
   </w:style>
-  <w:style w:type="paragraph" w:styleId="TtulodeTDC">
+  <w:style w:type="paragraph" w:styleId="TtuloTDC">
     <w:name w:val="TOC Heading"/>
     <w:basedOn w:val="Ttulo1"/>
     <w:next w:val="Normal"/>
@@ -3916,11 +4555,11 @@
       <w:u w:val="single"/>
     </w:rPr>
   </w:style>
-  <w:style w:type="paragraph" w:styleId="Puesto">
+  <w:style w:type="paragraph" w:styleId="Ttulo">
     <w:name w:val="Title"/>
     <w:basedOn w:val="Normal"/>
     <w:next w:val="Normal"/>
-    <w:link w:val="PuestoCar"/>
+    <w:link w:val="TtuloCar"/>
     <w:qFormat/>
     <w:rsid w:val="001D3AB5"/>
     <w:pPr>
@@ -3936,10 +4575,10 @@
       <w:lang w:val="en-US"/>
     </w:rPr>
   </w:style>
-  <w:style w:type="character" w:customStyle="1" w:styleId="PuestoCar">
-    <w:name w:val="Puesto Car"/>
+  <w:style w:type="character" w:customStyle="1" w:styleId="TtuloCar">
+    <w:name w:val="Título Car"/>
     <w:basedOn w:val="Fuentedeprrafopredeter"/>
-    <w:link w:val="Puesto"/>
+    <w:link w:val="Ttulo"/>
     <w:rsid w:val="001D3AB5"/>
     <w:rPr>
       <w:rFonts w:ascii="Arial" w:eastAsia="Times New Roman" w:hAnsi="Arial" w:cs="Times New Roman"/>
